--- a/testakten/arbeitsrecht-kuendigungsdrama-koerber-werk/13b_entgelttransparenz_arbeitgeberantwort_2024-06-14.docx
+++ b/testakten/arbeitsrecht-kuendigungsdrama-koerber-werk/13b_entgelttransparenz_arbeitgeberantwort_2024-06-14.docx
@@ -457,7 +457,7 @@
         <w:color w:val="5C6569"/>
         <w:sz w:val="14"/>
       </w:rPr>
-      <w:t>Telefon 03334 718-0 · human.resources@steinhoff-se.example</w:t>
+      <w:t>Telefon 03334 718-0 · human.resources@steinhoff-se.de</w:t>
     </w:r>
   </w:p>
   <w:p>
